--- a/Digital Storytelling for Creative Writers Syllabus.docx
+++ b/Digital Storytelling for Creative Writers Syllabus.docx
@@ -106,10 +106,7 @@
         <w:pStyle w:val="Heading2"/>
       </w:pPr>
       <w:r>
-        <w:t>Course Description</w:t>
-      </w:r>
-      <w:r>
-        <w:t>:</w:t>
+        <w:t>Course Description:</w:t>
       </w:r>
     </w:p>
     <w:p>
@@ -273,10 +270,7 @@
         <w:pStyle w:val="Heading2"/>
       </w:pPr>
       <w:r>
-        <w:t>Materials</w:t>
-      </w:r>
-      <w:r>
-        <w:t>:</w:t>
+        <w:t>Materials:</w:t>
       </w:r>
     </w:p>
     <w:p>
@@ -499,23 +493,7 @@
           <w:iCs/>
           <w:u w:val="single"/>
         </w:rPr>
-        <w:t>You can be as deliberately dry or as creative as you like with these, but you should be specific about the technologies you’re using, why, and the concept of the work as best as you can</w:t>
-      </w:r>
-      <w:r>
-        <w:rPr>
-          <w:i/>
-          <w:iCs/>
-          <w:u w:val="single"/>
-        </w:rPr>
-        <w:t xml:space="preserve"> in your process note</w:t>
-      </w:r>
-      <w:r>
-        <w:rPr>
-          <w:i/>
-          <w:iCs/>
-          <w:u w:val="single"/>
-        </w:rPr>
-        <w:t>.</w:t>
+        <w:t>You can be as deliberately dry or as creative as you like with these, but you should be specific about the technologies you’re using, why, and the concept of the work as best as you can in your process note.</w:t>
       </w:r>
       <w:r>
         <w:t xml:space="preserve"> </w:t>
@@ -600,16 +578,7 @@
         </w:rPr>
       </w:pPr>
       <w:r>
-        <w:t xml:space="preserve">In-Class </w:t>
-      </w:r>
-      <w:r>
-        <w:t>Reading:</w:t>
-      </w:r>
-      <w:r>
-        <w:t xml:space="preserve"> </w:t>
-      </w:r>
-      <w:r>
-        <w:t>“</w:t>
+        <w:t>In-Class Reading: “</w:t>
       </w:r>
       <w:hyperlink r:id="rId5" w:history="1">
         <w:r>
@@ -620,13 +589,7 @@
         </w:r>
       </w:hyperlink>
       <w:r>
-        <w:t>” by Robert Eaglestone,</w:t>
-      </w:r>
-      <w:r>
-        <w:t xml:space="preserve"> </w:t>
-      </w:r>
-      <w:r>
-        <w:t xml:space="preserve">from </w:t>
+        <w:t xml:space="preserve">” by Robert Eaglestone, from </w:t>
       </w:r>
       <w:r>
         <w:rPr>
@@ -874,10 +837,7 @@
       </w:r>
       <w:r>
         <w:tab/>
-        <w:t>Reading:</w:t>
-      </w:r>
-      <w:r>
-        <w:t xml:space="preserve"> </w:t>
+        <w:t xml:space="preserve">Reading: </w:t>
       </w:r>
       <w:r>
         <w:t xml:space="preserve">Selection from </w:t>
@@ -931,10 +891,7 @@
         <w:tab/>
       </w:r>
       <w:r>
-        <w:t xml:space="preserve">Reading: </w:t>
-      </w:r>
-      <w:r>
-        <w:t>“</w:t>
+        <w:t>Reading: “</w:t>
       </w:r>
       <w:hyperlink r:id="rId6" w:history="1">
         <w:r>
@@ -1533,10 +1490,7 @@
         </w:rPr>
       </w:pPr>
       <w:r>
-        <w:t xml:space="preserve">Reading: </w:t>
-      </w:r>
-      <w:r>
-        <w:t xml:space="preserve">Selection from </w:t>
+        <w:t xml:space="preserve">Reading: Selection from </w:t>
       </w:r>
       <w:r>
         <w:rPr>
@@ -1617,16 +1571,7 @@
         <w:t xml:space="preserve">Prompt: </w:t>
       </w:r>
       <w:r>
-        <w:t>Overwrit</w:t>
-      </w:r>
-      <w:r>
-        <w:t xml:space="preserve">e </w:t>
-      </w:r>
-      <w:r>
-        <w:t>an image</w:t>
-      </w:r>
-      <w:r>
-        <w:t xml:space="preserve"> with a layer of text. </w:t>
+        <w:t xml:space="preserve">Overwrite an image with a layer of text. </w:t>
       </w:r>
     </w:p>
     <w:p>
@@ -1776,10 +1721,7 @@
         </w:rPr>
       </w:pPr>
       <w:r>
-        <w:t>Exercise</w:t>
-      </w:r>
-      <w:r>
-        <w:t xml:space="preserve">: </w:t>
+        <w:t xml:space="preserve">Exercise: </w:t>
       </w:r>
       <w:r>
         <w:rPr>
@@ -1971,13 +1913,7 @@
         </w:rPr>
       </w:pPr>
       <w:r>
-        <w:t xml:space="preserve">Exercise: </w:t>
-      </w:r>
-      <w:r>
-        <w:t>Introduce the Wiki Assignment</w:t>
-      </w:r>
-      <w:r>
-        <w:t>, s</w:t>
+        <w:t>Exercise: Introduce the Wiki Assignment, s</w:t>
       </w:r>
       <w:r>
         <w:t xml:space="preserve">etting up </w:t>
@@ -2035,13 +1971,7 @@
           <w:rPr>
             <w:rStyle w:val="Hyperlink"/>
           </w:rPr>
-          <w:t>M</w:t>
-        </w:r>
-        <w:r>
-          <w:rPr>
-            <w:rStyle w:val="Hyperlink"/>
-          </w:rPr>
-          <w:t>achines</w:t>
+          <w:t>Machines</w:t>
         </w:r>
       </w:hyperlink>
       <w:r>
@@ -2163,10 +2093,7 @@
         <w:t xml:space="preserve">Flesh out your </w:t>
       </w:r>
       <w:r>
-        <w:t>portions of the flash fic/poetry pieces based on the words that you chose</w:t>
-      </w:r>
-      <w:r>
-        <w:t xml:space="preserve">, having them ready for Monday. </w:t>
+        <w:t xml:space="preserve">portions of the flash fic/poetry pieces based on the words that you chose, having them ready for Monday. </w:t>
       </w:r>
     </w:p>
     <w:p>
@@ -2375,14 +2302,7 @@
           <w:b/>
           <w:bCs/>
         </w:rPr>
-        <w:t xml:space="preserve"> </w:t>
-      </w:r>
-      <w:r>
-        <w:rPr>
-          <w:b/>
-          <w:bCs/>
-        </w:rPr>
-        <w:t xml:space="preserve">Mad Libs Week  </w:t>
+        <w:t xml:space="preserve"> Mad Libs Week  </w:t>
       </w:r>
     </w:p>
     <w:p>
@@ -2408,10 +2328,7 @@
         <w:t>Reading:</w:t>
       </w:r>
       <w:r>
-        <w:t xml:space="preserve"> </w:t>
-      </w:r>
-      <w:r>
-        <w:t xml:space="preserve">Selections from </w:t>
+        <w:t xml:space="preserve"> Selections from </w:t>
       </w:r>
       <w:r>
         <w:rPr>
@@ -2476,10 +2393,7 @@
         <w:t xml:space="preserve">Reading: </w:t>
       </w:r>
       <w:r>
-        <w:t>Tracery Introduction</w:t>
-      </w:r>
-      <w:r>
-        <w:t xml:space="preserve"> </w:t>
+        <w:t xml:space="preserve">Tracery Introduction </w:t>
       </w:r>
     </w:p>
     <w:p>
@@ -2495,10 +2409,7 @@
         </w:rPr>
       </w:pPr>
       <w:r>
-        <w:t xml:space="preserve">Reading: </w:t>
-      </w:r>
-      <w:r>
-        <w:t>Blue Bots Done Quick! Start Guide</w:t>
+        <w:t>Reading: Blue Bots Done Quick! Start Guide</w:t>
       </w:r>
     </w:p>
     <w:p>
@@ -3251,21 +3162,7 @@
           <w:b/>
           <w:bCs/>
         </w:rPr>
-        <w:t>1</w:t>
-      </w:r>
-      <w:r>
-        <w:rPr>
-          <w:b/>
-          <w:bCs/>
-        </w:rPr>
-        <w:t>6</w:t>
-      </w:r>
-      <w:r>
-        <w:rPr>
-          <w:b/>
-          <w:bCs/>
-        </w:rPr>
-        <w:t xml:space="preserve"> :</w:t>
+        <w:t>16 :</w:t>
       </w:r>
       <w:proofErr w:type="gramEnd"/>
       <w:r>
@@ -3273,14 +3170,7 @@
           <w:b/>
           <w:bCs/>
         </w:rPr>
-        <w:t xml:space="preserve"> Zine Presentations</w:t>
-      </w:r>
-      <w:r>
-        <w:rPr>
-          <w:b/>
-          <w:bCs/>
-        </w:rPr>
-        <w:t xml:space="preserve"> / Reading</w:t>
+        <w:t xml:space="preserve"> Zine Presentations / Reading</w:t>
       </w:r>
     </w:p>
     <w:p>
@@ -3303,16 +3193,7 @@
       </w:r>
       <w:r>
         <w:tab/>
-        <w:t>Reading</w:t>
-      </w:r>
-      <w:r>
-        <w:t>s</w:t>
-      </w:r>
-      <w:r>
-        <w:t>:</w:t>
-      </w:r>
-      <w:r>
-        <w:t xml:space="preserve"> [Reader Signups - 7 students] </w:t>
+        <w:t xml:space="preserve">Readings: [Reader Signups - 7 students] </w:t>
       </w:r>
     </w:p>
     <w:p>
@@ -3335,13 +3216,7 @@
       </w:r>
       <w:r>
         <w:tab/>
-        <w:t>Reading</w:t>
-      </w:r>
-      <w:r>
-        <w:t>s</w:t>
-      </w:r>
-      <w:r>
-        <w:t>: [Reader Signups - 7 students]</w:t>
+        <w:t>Readings: [Reader Signups - 7 students]</w:t>
       </w:r>
     </w:p>
     <w:p>
@@ -3361,19 +3236,7 @@
       </w:r>
       <w:r>
         <w:tab/>
-        <w:t>Reading</w:t>
-      </w:r>
-      <w:r>
-        <w:t>s</w:t>
-      </w:r>
-      <w:r>
-        <w:t xml:space="preserve">: [Reader Signups - </w:t>
-      </w:r>
-      <w:r>
-        <w:t>6</w:t>
-      </w:r>
-      <w:r>
-        <w:t xml:space="preserve"> students]</w:t>
+        <w:t>Readings: [Reader Signups - 6 students]</w:t>
       </w:r>
     </w:p>
     <w:p>
@@ -3389,10 +3252,7 @@
         </w:rPr>
       </w:pPr>
       <w:r>
-        <w:t xml:space="preserve">Prompt: </w:t>
-      </w:r>
-      <w:r>
-        <w:t xml:space="preserve">Do the SOIs  </w:t>
+        <w:t xml:space="preserve">Prompt: Do the SOIs  </w:t>
       </w:r>
     </w:p>
     <w:p>
@@ -4810,6 +4670,7 @@
           <w:b/>
           <w:bCs/>
         </w:rPr>
+        <w:lastRenderedPageBreak/>
         <w:t>Composite</w:t>
       </w:r>
       <w:r>
@@ -5314,11 +5175,9 @@
       <w:r>
         <w:t xml:space="preserve"> the critical and reflective muscles we honed over the course of the class, applied to their own work and others’. I want my students not just to be able to curate a final portfolio, but to intentionally put different pieces and processes in conversation with one another in an artifact. I’ll ask them to create a print zine and digitize it for the final, or vice versa: (a digital zine that prints out). I really enjoy the Zine/Comics assignments in Critical Making last semester, which are some of the </w:t>
       </w:r>
-      <w:proofErr w:type="gramStart"/>
-      <w:r>
-        <w:t>inspiration</w:t>
-      </w:r>
-      <w:proofErr w:type="gramEnd"/>
+      <w:r>
+        <w:t>inspirations</w:t>
+      </w:r>
       <w:r>
         <w:t xml:space="preserve"> for this.</w:t>
       </w:r>
